--- a/docs/GEE_App_Workshop_Onepager.docx
+++ b/docs/GEE_App_Workshop_Onepager.docx
@@ -20,8 +20,26 @@
           <w:i w:val="0"/>
           <w:sz w:val="20"/>
         </w:rPr>
-        <w:t>1-hour testing · v4.15.7-beta.1</w:t>
+        <w:t>Hands-on testing · v4.15.7-beta.1</w:t>
       </w:r>
+      <w:r>
+        <w:rPr>
+          <w:b w:val="0"/>
+          <w:i w:val="0"/>
+          <w:sz w:val="20"/>
+        </w:rPr>
+        <w:t xml:space="preserve"> · open the browser app: </w:t>
+      </w:r>
+      <w:hyperlink r:id="rId9">
+        <w:r>
+          <w:rPr>
+            <w:color w:val="0563C1"/>
+            <w:u w:val="single"/>
+            <w:sz w:val="18"/>
+          </w:rPr>
+          <w:t xml:space="preserve">primary-forest-finder</w:t>
+        </w:r>
+      </w:hyperlink>
     </w:p>
     <w:p>
       <w:pPr>
@@ -207,7 +225,7 @@
           <w:i w:val="0"/>
           <w:sz w:val="20"/>
         </w:rPr>
-        <w:t>First run ≈ 20-30 s on big countries.</w:t>
+        <w:t>First run ≈ 20–30 s on big countries.</w:t>
       </w:r>
     </w:p>
     <w:p>
@@ -335,96 +353,576 @@
         <w:rPr>
           <w:rFonts w:ascii="Calibri" w:hAnsi="Calibri"/>
         </w:rPr>
-        <w:t>Known caveats</w:t>
+        <w:t>Known issues in this version</w:t>
       </w:r>
     </w:p>
+    <w:tbl>
+      <w:tblPr>
+        <w:tblStyle w:val="LightGrid-Accent1"/>
+        <w:tblW w:type="auto" w:w="0"/>
+        <w:tblLayout w:type="autofit"/>
+        <w:tblLook w:firstColumn="1" w:firstRow="1" w:lastColumn="0" w:lastRow="0" w:noHBand="0" w:noVBand="1" w:val="04A0"/>
+      </w:tblPr>
+      <w:tblGrid>
+        <w:gridCol w:w="3504"/>
+        <w:gridCol w:w="3504"/>
+        <w:gridCol w:w="3504"/>
+      </w:tblGrid>
+      <w:tr>
+        <w:tc>
+          <w:tcPr>
+            <w:tcW w:type="dxa" w:w="3504"/>
+            <w:shd w:val="clear" w:color="auto" w:fill="DCE6F1"/>
+          </w:tcPr>
+          <w:p>
+            <w:r/>
+            <w:r>
+              <w:rPr>
+                <w:b/>
+                <w:color w:val="000000"/>
+                <w:sz w:val="20"/>
+              </w:rPr>
+              <w:t>Section</w:t>
+            </w:r>
+          </w:p>
+        </w:tc>
+        <w:tc>
+          <w:tcPr>
+            <w:tcW w:type="dxa" w:w="3504"/>
+            <w:shd w:val="clear" w:color="auto" w:fill="DCE6F1"/>
+          </w:tcPr>
+          <w:p>
+            <w:r/>
+            <w:r>
+              <w:rPr>
+                <w:b/>
+                <w:color w:val="000000"/>
+                <w:sz w:val="20"/>
+              </w:rPr>
+              <w:t>Issue</w:t>
+            </w:r>
+          </w:p>
+        </w:tc>
+        <w:tc>
+          <w:tcPr>
+            <w:tcW w:type="dxa" w:w="3504"/>
+            <w:shd w:val="clear" w:color="auto" w:fill="DCE6F1"/>
+          </w:tcPr>
+          <w:p>
+            <w:r/>
+            <w:r>
+              <w:rPr>
+                <w:b/>
+                <w:color w:val="000000"/>
+                <w:sz w:val="20"/>
+              </w:rPr>
+              <w:t>Workaround</w:t>
+            </w:r>
+          </w:p>
+        </w:tc>
+      </w:tr>
+      <w:tr>
+        <w:tc>
+          <w:tcPr>
+            <w:tcW w:type="dxa" w:w="3504"/>
+          </w:tcPr>
+          <w:p>
+            <w:r/>
+            <w:r>
+              <w:rPr>
+                <w:b w:val="0"/>
+                <w:i w:val="0"/>
+                <w:sz w:val="18"/>
+              </w:rPr>
+              <w:t>§2 Tree Cover</w:t>
+            </w:r>
+          </w:p>
+        </w:tc>
+        <w:tc>
+          <w:tcPr>
+            <w:tcW w:type="dxa" w:w="3504"/>
+          </w:tcPr>
+          <w:p>
+            <w:r/>
+            <w:r>
+              <w:rPr>
+                <w:b/>
+                <w:i w:val="0"/>
+                <w:sz w:val="18"/>
+              </w:rPr>
+              <w:t>Hansen</w:t>
+            </w:r>
+            <w:r>
+              <w:rPr>
+                <w:b w:val="0"/>
+                <w:i w:val="0"/>
+                <w:sz w:val="18"/>
+              </w:rPr>
+              <w:t xml:space="preserve"> tree cover renders inaccurately when zoomed out (GEE tiling quirk, not a real data difference)</w:t>
+            </w:r>
+          </w:p>
+        </w:tc>
+        <w:tc>
+          <w:tcPr>
+            <w:tcW w:type="dxa" w:w="3504"/>
+          </w:tcPr>
+          <w:p>
+            <w:r/>
+            <w:r>
+              <w:rPr>
+                <w:b w:val="0"/>
+                <w:i w:val="0"/>
+                <w:sz w:val="18"/>
+              </w:rPr>
+              <w:t>Zoom into your country / province before judging it. Fix planned</w:t>
+            </w:r>
+          </w:p>
+        </w:tc>
+      </w:tr>
+      <w:tr>
+        <w:tc>
+          <w:tcPr>
+            <w:tcW w:type="dxa" w:w="3504"/>
+          </w:tcPr>
+          <w:p>
+            <w:r/>
+            <w:r>
+              <w:rPr>
+                <w:b w:val="0"/>
+                <w:i w:val="0"/>
+                <w:sz w:val="18"/>
+              </w:rPr>
+              <w:t>§3 Human Influence</w:t>
+            </w:r>
+          </w:p>
+        </w:tc>
+        <w:tc>
+          <w:tcPr>
+            <w:tcW w:type="dxa" w:w="3504"/>
+          </w:tcPr>
+          <w:p>
+            <w:r/>
+            <w:r>
+              <w:rPr>
+                <w:b/>
+                <w:i w:val="0"/>
+                <w:sz w:val="18"/>
+              </w:rPr>
+              <w:t>Protected areas</w:t>
+            </w:r>
+            <w:r>
+              <w:rPr>
+                <w:b w:val="0"/>
+                <w:i w:val="0"/>
+                <w:sz w:val="18"/>
+              </w:rPr>
+              <w:t xml:space="preserve"> filter is strict by default (IUCN Ia, Ib, II). If nothing shows when added to map, the filter is the likely reason</w:t>
+            </w:r>
+          </w:p>
+        </w:tc>
+        <w:tc>
+          <w:tcPr>
+            <w:tcW w:type="dxa" w:w="3504"/>
+          </w:tcPr>
+          <w:p>
+            <w:r/>
+            <w:r>
+              <w:rPr>
+                <w:b w:val="0"/>
+                <w:i w:val="0"/>
+                <w:sz w:val="18"/>
+              </w:rPr>
+              <w:t xml:space="preserve">Untick categories on the left of each row in §3 → Buffer Exceptions. Move </w:t>
+            </w:r>
+            <w:r>
+              <w:rPr>
+                <w:b w:val="0"/>
+                <w:i/>
+                <w:sz w:val="18"/>
+              </w:rPr>
+              <w:t>Established before</w:t>
+            </w:r>
+            <w:r>
+              <w:rPr>
+                <w:b w:val="0"/>
+                <w:i w:val="0"/>
+                <w:sz w:val="18"/>
+              </w:rPr>
+              <w:t xml:space="preserve"> slider toward 2025 to include more PAs</w:t>
+            </w:r>
+          </w:p>
+        </w:tc>
+      </w:tr>
+      <w:tr>
+        <w:tc>
+          <w:tcPr>
+            <w:tcW w:type="dxa" w:w="3504"/>
+          </w:tcPr>
+          <w:p>
+            <w:r/>
+            <w:r>
+              <w:rPr>
+                <w:b w:val="0"/>
+                <w:i w:val="0"/>
+                <w:sz w:val="18"/>
+              </w:rPr>
+              <w:t>§Area Statistics</w:t>
+            </w:r>
+          </w:p>
+        </w:tc>
+        <w:tc>
+          <w:tcPr>
+            <w:tcW w:type="dxa" w:w="3504"/>
+          </w:tcPr>
+          <w:p>
+            <w:r/>
+            <w:r>
+              <w:rPr>
+                <w:b w:val="0"/>
+                <w:i w:val="0"/>
+                <w:sz w:val="18"/>
+              </w:rPr>
+              <w:t xml:space="preserve">Very fine </w:t>
+            </w:r>
+            <w:r>
+              <w:rPr>
+                <w:b/>
+                <w:i w:val="0"/>
+                <w:sz w:val="18"/>
+              </w:rPr>
+              <w:t>Resolution (m)</w:t>
+            </w:r>
+            <w:r>
+              <w:rPr>
+                <w:b w:val="0"/>
+                <w:i w:val="0"/>
+                <w:sz w:val="18"/>
+              </w:rPr>
+              <w:t xml:space="preserve"> can time out on large countries</w:t>
+            </w:r>
+          </w:p>
+        </w:tc>
+        <w:tc>
+          <w:tcPr>
+            <w:tcW w:type="dxa" w:w="3504"/>
+          </w:tcPr>
+          <w:p>
+            <w:r/>
+            <w:r>
+              <w:rPr>
+                <w:b w:val="0"/>
+                <w:i w:val="0"/>
+                <w:sz w:val="18"/>
+              </w:rPr>
+              <w:t>Use a coarser resolution; export stats from Code-Editor mode instead</w:t>
+            </w:r>
+          </w:p>
+        </w:tc>
+      </w:tr>
+      <w:tr>
+        <w:tc>
+          <w:tcPr>
+            <w:tcW w:type="dxa" w:w="3504"/>
+          </w:tcPr>
+          <w:p>
+            <w:r/>
+            <w:r>
+              <w:rPr>
+                <w:b w:val="0"/>
+                <w:i w:val="0"/>
+                <w:sz w:val="18"/>
+              </w:rPr>
+              <w:t>Legend</w:t>
+            </w:r>
+          </w:p>
+        </w:tc>
+        <w:tc>
+          <w:tcPr>
+            <w:tcW w:type="dxa" w:w="3504"/>
+          </w:tcPr>
+          <w:p>
+            <w:r/>
+            <w:r>
+              <w:rPr>
+                <w:b w:val="0"/>
+                <w:i w:val="0"/>
+                <w:sz w:val="18"/>
+              </w:rPr>
+              <w:t>Legend in the bottom-left doesn't always auto-refresh after settings change</w:t>
+            </w:r>
+          </w:p>
+        </w:tc>
+        <w:tc>
+          <w:tcPr>
+            <w:tcW w:type="dxa" w:w="3504"/>
+          </w:tcPr>
+          <w:p>
+            <w:r/>
+            <w:r>
+              <w:rPr>
+                <w:b w:val="0"/>
+                <w:i w:val="0"/>
+                <w:sz w:val="18"/>
+              </w:rPr>
+              <w:t xml:space="preserve">Re-click </w:t>
+            </w:r>
+            <w:r>
+              <w:rPr>
+                <w:b/>
+                <w:i w:val="0"/>
+                <w:sz w:val="18"/>
+              </w:rPr>
+              <w:t>↻ Update Analysis</w:t>
+            </w:r>
+            <w:r>
+              <w:rPr>
+                <w:b w:val="0"/>
+                <w:i w:val="0"/>
+                <w:sz w:val="18"/>
+              </w:rPr>
+              <w:t xml:space="preserve"> to force a refresh. Improved auto-refresh is WIP</w:t>
+            </w:r>
+          </w:p>
+        </w:tc>
+      </w:tr>
+    </w:tbl>
+    <w:p/>
     <w:p>
       <w:pPr>
-        <w:pStyle w:val="ListBullet"/>
+        <w:pStyle w:val="Heading1"/>
       </w:pPr>
       <w:r>
         <w:rPr>
-          <w:b/>
-          <w:i w:val="0"/>
-          <w:sz w:val="20"/>
+          <w:rFonts w:ascii="Calibri" w:hAnsi="Calibri"/>
         </w:rPr>
-        <w:t>Hansen tree cover</w:t>
-      </w:r>
-      <w:r>
-        <w:rPr>
-          <w:b w:val="0"/>
-          <w:i w:val="0"/>
-          <w:sz w:val="20"/>
-        </w:rPr>
-        <w:t xml:space="preserve"> looks wrong when zoomed out (GEE tiling quirk). Zoom into your country before judging it.</w:t>
+        <w:t>Access and data</w:t>
       </w:r>
     </w:p>
-    <w:p>
-      <w:pPr>
-        <w:pStyle w:val="ListBullet"/>
-      </w:pPr>
-      <w:r>
-        <w:rPr>
-          <w:b/>
-          <w:i w:val="0"/>
-          <w:sz w:val="20"/>
-        </w:rPr>
-        <w:t>Protected areas</w:t>
-      </w:r>
-      <w:r>
-        <w:rPr>
-          <w:b w:val="0"/>
-          <w:i w:val="0"/>
-          <w:sz w:val="20"/>
-        </w:rPr>
-        <w:t xml:space="preserve"> filter is strict by default (IUCN Ia, Ib, II). If nothing shows on map, untick categories on the left of each row. </w:t>
-      </w:r>
-      <w:r>
-        <w:rPr>
-          <w:b/>
-          <w:i w:val="0"/>
-          <w:sz w:val="20"/>
-        </w:rPr>
-        <w:t>Established before</w:t>
-      </w:r>
-      <w:r>
-        <w:rPr>
-          <w:b w:val="0"/>
-          <w:i w:val="0"/>
-          <w:sz w:val="20"/>
-        </w:rPr>
-        <w:t xml:space="preserve"> → 2025 = more inclusive.</w:t>
-      </w:r>
-    </w:p>
-    <w:p>
-      <w:pPr>
-        <w:pStyle w:val="ListBullet"/>
-      </w:pPr>
-      <w:r>
-        <w:rPr>
-          <w:b w:val="0"/>
-          <w:i w:val="0"/>
-          <w:sz w:val="20"/>
-        </w:rPr>
-        <w:t xml:space="preserve">Very fine </w:t>
-      </w:r>
-      <w:r>
-        <w:rPr>
-          <w:b/>
-          <w:i w:val="0"/>
-          <w:sz w:val="20"/>
-        </w:rPr>
-        <w:t>Resolution (m)</w:t>
-      </w:r>
-      <w:r>
-        <w:rPr>
-          <w:b w:val="0"/>
-          <w:i w:val="0"/>
-          <w:sz w:val="20"/>
-        </w:rPr>
-        <w:t xml:space="preserve"> can time out on large countries.</w:t>
-      </w:r>
-    </w:p>
+    <w:tbl>
+      <w:tblPr>
+        <w:tblStyle w:val="LightGrid-Accent1"/>
+        <w:tblW w:type="auto" w:w="0"/>
+        <w:tblLayout w:type="autofit"/>
+        <w:tblLook w:firstColumn="1" w:firstRow="1" w:lastColumn="0" w:lastRow="0" w:noHBand="0" w:noVBand="1" w:val="04A0"/>
+      </w:tblPr>
+      <w:tblGrid>
+        <w:gridCol w:w="5256"/>
+        <w:gridCol w:w="5256"/>
+      </w:tblGrid>
+      <w:tr>
+        <w:tc>
+          <w:tcPr>
+            <w:tcW w:type="dxa" w:w="5256"/>
+            <w:shd w:val="clear" w:color="auto" w:fill="DCE6F1"/>
+          </w:tcPr>
+          <w:p>
+            <w:r/>
+            <w:r>
+              <w:rPr>
+                <w:b/>
+                <w:color w:val="000000"/>
+                <w:sz w:val="20"/>
+              </w:rPr>
+              <w:t>Resource</w:t>
+            </w:r>
+          </w:p>
+        </w:tc>
+        <w:tc>
+          <w:tcPr>
+            <w:tcW w:type="dxa" w:w="5256"/>
+            <w:shd w:val="clear" w:color="auto" w:fill="DCE6F1"/>
+          </w:tcPr>
+          <w:p>
+            <w:r/>
+            <w:r>
+              <w:rPr>
+                <w:b/>
+                <w:color w:val="000000"/>
+                <w:sz w:val="20"/>
+              </w:rPr>
+              <w:t>Link</w:t>
+            </w:r>
+          </w:p>
+        </w:tc>
+      </w:tr>
+      <w:tr>
+        <w:tc>
+          <w:tcPr>
+            <w:tcW w:type="dxa" w:w="5256"/>
+          </w:tcPr>
+          <w:p>
+            <w:r/>
+            <w:r>
+              <w:rPr>
+                <w:b/>
+                <w:i w:val="0"/>
+                <w:sz w:val="18"/>
+              </w:rPr>
+              <w:t>Browser app</w:t>
+            </w:r>
+            <w:r>
+              <w:rPr>
+                <w:b w:val="0"/>
+                <w:i w:val="0"/>
+                <w:sz w:val="18"/>
+              </w:rPr>
+              <w:t xml:space="preserve"> — no account needed</w:t>
+            </w:r>
+          </w:p>
+        </w:tc>
+        <w:tc>
+          <w:tcPr>
+            <w:tcW w:type="dxa" w:w="5256"/>
+          </w:tcPr>
+          <w:p>
+            <w:r/>
+            <w:hyperlink r:id="rId9">
+              <w:r>
+                <w:rPr>
+                  <w:color w:val="0563C1"/>
+                  <w:u w:val="single"/>
+                  <w:sz w:val="18"/>
+                </w:rPr>
+                <w:t xml:space="preserve">ee-andyarnellgee.projects.earthengine.app/view/primary-forest-finder</w:t>
+              </w:r>
+            </w:hyperlink>
+          </w:p>
+        </w:tc>
+      </w:tr>
+      <w:tr>
+        <w:tc>
+          <w:tcPr>
+            <w:tcW w:type="dxa" w:w="5256"/>
+          </w:tcPr>
+          <w:p>
+            <w:r/>
+            <w:r>
+              <w:rPr>
+                <w:b/>
+                <w:i w:val="0"/>
+                <w:sz w:val="18"/>
+              </w:rPr>
+              <w:t>Code Editor script</w:t>
+            </w:r>
+            <w:r>
+              <w:rPr>
+                <w:b w:val="0"/>
+                <w:i w:val="0"/>
+                <w:sz w:val="18"/>
+              </w:rPr>
+              <w:t xml:space="preserve"> — save settings, export to Drive, edit the script (free GEE account)</w:t>
+            </w:r>
+          </w:p>
+        </w:tc>
+        <w:tc>
+          <w:tcPr>
+            <w:tcW w:type="dxa" w:w="5256"/>
+          </w:tcPr>
+          <w:p>
+            <w:r/>
+            <w:hyperlink r:id="rId10">
+              <w:r>
+                <w:rPr>
+                  <w:color w:val="0563C1"/>
+                  <w:u w:val="single"/>
+                  <w:sz w:val="18"/>
+                </w:rPr>
+                <w:t xml:space="preserve">code.earthengine.google.com/66503aadedcb379433227212fa3e29a6</w:t>
+              </w:r>
+            </w:hyperlink>
+          </w:p>
+        </w:tc>
+      </w:tr>
+      <w:tr>
+        <w:tc>
+          <w:tcPr>
+            <w:tcW w:type="dxa" w:w="5256"/>
+          </w:tcPr>
+          <w:p>
+            <w:r/>
+            <w:r>
+              <w:rPr>
+                <w:b/>
+                <w:i w:val="0"/>
+                <w:sz w:val="18"/>
+              </w:rPr>
+              <w:t>Country test data</w:t>
+            </w:r>
+            <w:r>
+              <w:rPr>
+                <w:b w:val="0"/>
+                <w:i w:val="0"/>
+                <w:sz w:val="18"/>
+              </w:rPr>
+              <w:t xml:space="preserve"> (all workshop countries — pick your own)</w:t>
+            </w:r>
+          </w:p>
+        </w:tc>
+        <w:tc>
+          <w:tcPr>
+            <w:tcW w:type="dxa" w:w="5256"/>
+          </w:tcPr>
+          <w:p>
+            <w:r/>
+            <w:hyperlink r:id="rId11">
+              <w:r>
+                <w:rPr>
+                  <w:color w:val="0563C1"/>
+                  <w:u w:val="single"/>
+                  <w:sz w:val="18"/>
+                </w:rPr>
+                <w:t xml:space="preserve">Google Drive folder</w:t>
+              </w:r>
+            </w:hyperlink>
+          </w:p>
+        </w:tc>
+      </w:tr>
+      <w:tr>
+        <w:tc>
+          <w:tcPr>
+            <w:tcW w:type="dxa" w:w="5256"/>
+          </w:tcPr>
+          <w:p>
+            <w:r/>
+            <w:r>
+              <w:rPr>
+                <w:b/>
+                <w:i w:val="0"/>
+                <w:sz w:val="18"/>
+              </w:rPr>
+              <w:t>QGIS plugin</w:t>
+            </w:r>
+            <w:r>
+              <w:rPr>
+                <w:b w:val="0"/>
+                <w:i w:val="0"/>
+                <w:sz w:val="18"/>
+              </w:rPr>
+              <w:t xml:space="preserve"> (companion offline tool)</w:t>
+            </w:r>
+          </w:p>
+        </w:tc>
+        <w:tc>
+          <w:tcPr>
+            <w:tcW w:type="dxa" w:w="5256"/>
+          </w:tcPr>
+          <w:p>
+            <w:r/>
+            <w:hyperlink r:id="rId12">
+              <w:r>
+                <w:rPr>
+                  <w:color w:val="0563C1"/>
+                  <w:u w:val="single"/>
+                  <w:sz w:val="18"/>
+                </w:rPr>
+                <w:t xml:space="preserve">dist folder on GitHub</w:t>
+              </w:r>
+            </w:hyperlink>
+          </w:p>
+        </w:tc>
+      </w:tr>
+    </w:tbl>
+    <w:p/>
     <w:p>
       <w:pPr>
         <w:pStyle w:val="Heading1"/>
@@ -463,14 +961,14 @@
         <w:tc>
           <w:tcPr>
             <w:tcW w:type="dxa" w:w="3504"/>
-            <w:shd w:val="clear" w:color="auto" w:fill="2C5282"/>
+            <w:shd w:val="clear" w:color="auto" w:fill="DCE6F1"/>
           </w:tcPr>
           <w:p>
             <w:r/>
             <w:r>
               <w:rPr>
                 <w:b/>
-                <w:color w:val="FFFFFF"/>
+                <w:color w:val="000000"/>
                 <w:sz w:val="20"/>
               </w:rPr>
               <w:t>Module</w:t>
@@ -480,14 +978,14 @@
         <w:tc>
           <w:tcPr>
             <w:tcW w:type="dxa" w:w="3504"/>
-            <w:shd w:val="clear" w:color="auto" w:fill="2C5282"/>
+            <w:shd w:val="clear" w:color="auto" w:fill="DCE6F1"/>
           </w:tcPr>
           <w:p>
             <w:r/>
             <w:r>
               <w:rPr>
                 <w:b/>
-                <w:color w:val="FFFFFF"/>
+                <w:color w:val="000000"/>
                 <w:sz w:val="20"/>
               </w:rPr>
               <w:t>What you did</w:t>
@@ -497,14 +995,14 @@
         <w:tc>
           <w:tcPr>
             <w:tcW w:type="dxa" w:w="3504"/>
-            <w:shd w:val="clear" w:color="auto" w:fill="2C5282"/>
+            <w:shd w:val="clear" w:color="auto" w:fill="DCE6F1"/>
           </w:tcPr>
           <w:p>
             <w:r/>
             <w:r>
               <w:rPr>
                 <w:b/>
-                <w:color w:val="FFFFFF"/>
+                <w:color w:val="000000"/>
                 <w:sz w:val="20"/>
               </w:rPr>
               <w:t>What went wrong</w:t>
@@ -523,6 +1021,16 @@
           <w:rFonts w:ascii="Calibri" w:hAnsi="Calibri"/>
         </w:rPr>
         <w:t>Confusing wording, layout, or missing instructions</w:t>
+      </w:r>
+    </w:p>
+    <w:p>
+      <w:r>
+        <w:rPr>
+          <w:b w:val="0"/>
+          <w:i w:val="0"/>
+          <w:sz w:val="20"/>
+        </w:rPr>
+        <w:t>-</w:t>
       </w:r>
     </w:p>
     <w:p>
@@ -597,6 +1105,16 @@
       </w:r>
     </w:p>
     <w:p>
+      <w:r>
+        <w:rPr>
+          <w:b w:val="0"/>
+          <w:i w:val="0"/>
+          <w:sz w:val="20"/>
+        </w:rPr>
+        <w:t>-</w:t>
+      </w:r>
+    </w:p>
+    <w:p>
       <w:pPr>
         <w:pStyle w:val="Heading2"/>
       </w:pPr>
@@ -622,14 +1140,14 @@
         <w:tc>
           <w:tcPr>
             <w:tcW w:type="dxa" w:w="5256"/>
-            <w:shd w:val="clear" w:color="auto" w:fill="2C5282"/>
+            <w:shd w:val="clear" w:color="auto" w:fill="DCE6F1"/>
           </w:tcPr>
           <w:p>
             <w:r/>
             <w:r>
               <w:rPr>
                 <w:b/>
-                <w:color w:val="FFFFFF"/>
+                <w:color w:val="000000"/>
                 <w:sz w:val="20"/>
               </w:rPr>
               <w:t>Section</w:t>
@@ -639,14 +1157,14 @@
         <w:tc>
           <w:tcPr>
             <w:tcW w:type="dxa" w:w="5256"/>
-            <w:shd w:val="clear" w:color="auto" w:fill="2C5282"/>
+            <w:shd w:val="clear" w:color="auto" w:fill="DCE6F1"/>
           </w:tcPr>
           <w:p>
             <w:r/>
             <w:r>
               <w:rPr>
                 <w:b/>
-                <w:color w:val="FFFFFF"/>
+                <w:color w:val="000000"/>
                 <w:sz w:val="20"/>
               </w:rPr>
               <w:t>National data</w:t>
@@ -731,7 +1249,7 @@
           <w:i/>
           <w:sz w:val="20"/>
         </w:rPr>
-        <w:t>One-pager · 2026-05-12 · companion to GEE_App_Walkthrough.md</w:t>
+        <w:t>GEE one-pager · 2026-05-12 · companion to QGIS_Plugin_Workshop_Onepager.md</w:t>
       </w:r>
     </w:p>
     <w:sectPr>
